--- a/testakten/starug-schutzschirm-grossbach-druckguss-erfurt/18_siemens_vertragsstrafe_risiko.docx
+++ b/testakten/starug-schutzschirm-grossbach-druckguss-erfurt/18_siemens_vertragsstrafe_risiko.docx
@@ -5,44 +5,68 @@
     <w:p>
       <w:pPr>
         <w:pStyle w:val="Heading1"/>
+        <w:spacing w:after="160" w:line="259" w:lineRule="auto"/>
       </w:pPr>
       <w:r>
         <w:rPr>
           <w:rFonts w:ascii="Times New Roman" w:hAnsi="Times New Roman"/>
+          <w:b/>
+          <w:sz w:val="28"/>
         </w:rPr>
         <w:t>18 – Siemens Mobility – Vertragsstrafe (Pönale) Risikoanalyse</w:t>
       </w:r>
     </w:p>
     <w:p>
       <w:pPr>
+        <w:spacing w:before="120" w:after="60" w:line="259" w:lineRule="auto"/>
         <w:jc w:val="left"/>
       </w:pPr>
       <w:r>
         <w:rPr>
-          <w:b/>
+          <w:rFonts w:ascii="Times New Roman" w:hAnsi="Times New Roman"/>
+          <w:b w:val="0"/>
+          <w:i w:val="0"/>
+          <w:sz w:val="22"/>
         </w:rPr>
         <w:t>Bearbeiter:</w:t>
       </w:r>
       <w:r>
+        <w:rPr>
+          <w:rFonts w:ascii="Times New Roman" w:hAnsi="Times New Roman"/>
+          <w:b w:val="0"/>
+          <w:i w:val="0"/>
+          <w:sz w:val="22"/>
+        </w:rPr>
         <w:t xml:space="preserve"> RAin Claudia Feuerbach</w:t>
       </w:r>
     </w:p>
     <w:p>
       <w:pPr>
+        <w:spacing w:before="120" w:after="60" w:line="259" w:lineRule="auto"/>
         <w:jc w:val="left"/>
       </w:pPr>
       <w:r>
         <w:rPr>
-          <w:b/>
+          <w:rFonts w:ascii="Times New Roman" w:hAnsi="Times New Roman"/>
+          <w:b w:val="0"/>
+          <w:i w:val="0"/>
+          <w:sz w:val="22"/>
         </w:rPr>
         <w:t>Datum:</w:t>
       </w:r>
       <w:r>
+        <w:rPr>
+          <w:rFonts w:ascii="Times New Roman" w:hAnsi="Times New Roman"/>
+          <w:b w:val="0"/>
+          <w:i w:val="0"/>
+          <w:sz w:val="22"/>
+        </w:rPr>
         <w:t xml:space="preserve"> 26. Mai 2026</w:t>
       </w:r>
     </w:p>
     <w:p>
       <w:pPr>
+        <w:spacing w:line="259" w:lineRule="auto" w:after="60"/>
         <w:jc w:val="left"/>
       </w:pPr>
       <w:r>
@@ -55,20 +79,28 @@
         <w:t xml:space="preserve"> Rahmenliefervertrag Siemens Mobility GmbH / Großbach KG vom 12.03.2021</w:t>
       </w:r>
     </w:p>
-    <w:p/>
+    <w:p>
+      <w:pPr>
+        <w:spacing w:line="259" w:lineRule="auto" w:after="60"/>
+      </w:pPr>
+    </w:p>
     <w:p>
       <w:pPr>
         <w:pStyle w:val="Heading2"/>
+        <w:spacing w:before="120" w:after="60" w:line="259" w:lineRule="auto"/>
       </w:pPr>
       <w:r>
         <w:rPr>
           <w:rFonts w:ascii="Times New Roman" w:hAnsi="Times New Roman"/>
+          <w:b/>
+          <w:sz w:val="22"/>
         </w:rPr>
         <w:t>1. Vertragliche Grundlage</w:t>
       </w:r>
     </w:p>
     <w:p>
       <w:pPr>
+        <w:spacing w:line="259" w:lineRule="auto" w:after="60"/>
         <w:jc w:val="left"/>
       </w:pPr>
       <w:r>
@@ -77,6 +109,7 @@
     </w:p>
     <w:p>
       <w:pPr>
+        <w:spacing w:line="259" w:lineRule="auto" w:after="60"/>
         <w:jc w:val="left"/>
       </w:pPr>
       <w:r>
@@ -85,6 +118,7 @@
     </w:p>
     <w:p>
       <w:pPr>
+        <w:spacing w:line="259" w:lineRule="auto" w:after="60"/>
         <w:jc w:val="left"/>
       </w:pPr>
       <w:r>
@@ -93,6 +127,7 @@
     </w:p>
     <w:p>
       <w:pPr>
+        <w:spacing w:line="259" w:lineRule="auto" w:after="60"/>
         <w:jc w:val="left"/>
       </w:pPr>
       <w:r>
@@ -104,6 +139,7 @@
     </w:p>
     <w:p>
       <w:pPr>
+        <w:spacing w:line="259" w:lineRule="auto" w:after="60"/>
         <w:ind w:left="567"/>
       </w:pPr>
       <w:r>
@@ -115,6 +151,7 @@
     </w:p>
     <w:p>
       <w:pPr>
+        <w:spacing w:line="259" w:lineRule="auto" w:after="60"/>
         <w:ind w:left="567"/>
       </w:pPr>
       <w:r>
@@ -126,6 +163,7 @@
     </w:p>
     <w:p>
       <w:pPr>
+        <w:spacing w:line="259" w:lineRule="auto" w:after="60"/>
         <w:ind w:left="567"/>
       </w:pPr>
       <w:r>
@@ -137,6 +175,7 @@
     </w:p>
     <w:p>
       <w:pPr>
+        <w:spacing w:line="259" w:lineRule="auto" w:after="60"/>
         <w:ind w:left="567"/>
       </w:pPr>
       <w:r>
@@ -148,6 +187,7 @@
     </w:p>
     <w:p>
       <w:pPr>
+        <w:spacing w:line="259" w:lineRule="auto" w:after="60"/>
         <w:jc w:val="left"/>
       </w:pPr>
       <w:r>
@@ -160,6 +200,7 @@
     <w:p>
       <w:pPr>
         <w:pStyle w:val="ListBullet"/>
+        <w:spacing w:line="259" w:lineRule="auto" w:after="60"/>
       </w:pPr>
       <w:r>
         <w:t>Liefertreue-Quote Q3/2025: 87 % (unter Mindest-KPI 95 %)</w:t>
@@ -168,6 +209,7 @@
     <w:p>
       <w:pPr>
         <w:pStyle w:val="ListBullet"/>
+        <w:spacing w:line="259" w:lineRule="auto" w:after="60"/>
       </w:pPr>
       <w:r>
         <w:t>Liefertreue-Quote Q4/2025: 83 % (ebenfalls unter Mindest-KPI)</w:t>
@@ -176,6 +218,7 @@
     <w:p>
       <w:pPr>
         <w:pStyle w:val="ListBullet"/>
+        <w:spacing w:line="259" w:lineRule="auto" w:after="60"/>
       </w:pPr>
       <w:r>
         <w:t>→ Tatbestand der Pönale-Klausel ist dem Grunde nach erfüllt</w:t>
@@ -184,15 +227,21 @@
     <w:p>
       <w:pPr>
         <w:pStyle w:val="ListBullet"/>
+        <w:spacing w:line="259" w:lineRule="auto" w:after="60"/>
       </w:pPr>
       <w:r>
         <w:t>Siemens-Schreiben vom 18. März 2026 (Pönale-Ankündigung): Forderung 1.200.000 EUR</w:t>
       </w:r>
     </w:p>
-    <w:p/>
+    <w:p>
+      <w:pPr>
+        <w:spacing w:line="259" w:lineRule="auto" w:after="60"/>
+      </w:pPr>
+    </w:p>
     <w:p>
       <w:pPr>
         <w:pStyle w:val="Heading2"/>
+        <w:spacing w:line="259" w:lineRule="auto" w:after="60"/>
       </w:pPr>
       <w:r>
         <w:rPr>
@@ -204,6 +253,7 @@
     <w:p>
       <w:pPr>
         <w:pStyle w:val="Heading3"/>
+        <w:spacing w:line="259" w:lineRule="auto" w:after="60"/>
       </w:pPr>
       <w:r>
         <w:rPr>
@@ -214,6 +264,7 @@
     </w:p>
     <w:p>
       <w:pPr>
+        <w:spacing w:line="259" w:lineRule="auto" w:after="60"/>
         <w:jc w:val="left"/>
       </w:pPr>
       <w:r>
@@ -222,6 +273,7 @@
     </w:p>
     <w:p>
       <w:pPr>
+        <w:spacing w:line="259" w:lineRule="auto" w:after="60"/>
         <w:jc w:val="left"/>
       </w:pPr>
       <w:r>
@@ -230,6 +282,7 @@
     </w:p>
     <w:p>
       <w:pPr>
+        <w:spacing w:line="259" w:lineRule="auto" w:after="60"/>
         <w:jc w:val="left"/>
       </w:pPr>
       <w:r>
@@ -238,6 +291,7 @@
     </w:p>
     <w:p>
       <w:pPr>
+        <w:spacing w:line="259" w:lineRule="auto" w:after="60"/>
         <w:jc w:val="left"/>
       </w:pPr>
       <w:r>
@@ -252,6 +306,7 @@
     </w:p>
     <w:p>
       <w:pPr>
+        <w:spacing w:line="259" w:lineRule="auto" w:after="60"/>
         <w:jc w:val="left"/>
       </w:pPr>
       <w:r>
@@ -260,6 +315,7 @@
     </w:p>
     <w:p>
       <w:pPr>
+        <w:spacing w:line="259" w:lineRule="auto" w:after="60"/>
         <w:jc w:val="left"/>
       </w:pPr>
       <w:r>
@@ -268,6 +324,7 @@
     </w:p>
     <w:p>
       <w:pPr>
+        <w:spacing w:line="259" w:lineRule="auto" w:after="60"/>
         <w:jc w:val="left"/>
       </w:pPr>
       <w:r>
@@ -276,6 +333,7 @@
     </w:p>
     <w:p>
       <w:pPr>
+        <w:spacing w:line="259" w:lineRule="auto" w:after="60"/>
         <w:jc w:val="left"/>
       </w:pPr>
       <w:r>
@@ -284,6 +342,7 @@
     </w:p>
     <w:p>
       <w:pPr>
+        <w:spacing w:line="259" w:lineRule="auto" w:after="60"/>
         <w:jc w:val="left"/>
       </w:pPr>
       <w:r>
@@ -292,6 +351,7 @@
     </w:p>
     <w:p>
       <w:pPr>
+        <w:spacing w:line="259" w:lineRule="auto" w:after="60"/>
         <w:jc w:val="left"/>
       </w:pPr>
       <w:r>
@@ -300,6 +360,7 @@
     </w:p>
     <w:p>
       <w:pPr>
+        <w:spacing w:line="259" w:lineRule="auto" w:after="60"/>
         <w:jc w:val="left"/>
       </w:pPr>
       <w:r>
@@ -309,6 +370,7 @@
     <w:p>
       <w:pPr>
         <w:pStyle w:val="Heading3"/>
+        <w:spacing w:line="259" w:lineRule="auto" w:after="60"/>
       </w:pPr>
       <w:r>
         <w:rPr>
@@ -319,6 +381,7 @@
     </w:p>
     <w:p>
       <w:pPr>
+        <w:spacing w:line="259" w:lineRule="auto" w:after="60"/>
         <w:jc w:val="left"/>
       </w:pPr>
       <w:r>
@@ -333,6 +396,7 @@
     </w:p>
     <w:p>
       <w:pPr>
+        <w:spacing w:line="259" w:lineRule="auto" w:after="60"/>
         <w:jc w:val="left"/>
       </w:pPr>
       <w:r>
@@ -341,6 +405,7 @@
     </w:p>
     <w:p>
       <w:pPr>
+        <w:spacing w:line="259" w:lineRule="auto" w:after="60"/>
         <w:jc w:val="left"/>
       </w:pPr>
       <w:r>
@@ -349,6 +414,7 @@
     </w:p>
     <w:p>
       <w:pPr>
+        <w:spacing w:line="259" w:lineRule="auto" w:after="60"/>
         <w:jc w:val="left"/>
       </w:pPr>
       <w:r>
@@ -357,6 +423,7 @@
     </w:p>
     <w:p>
       <w:pPr>
+        <w:spacing w:line="259" w:lineRule="auto" w:after="60"/>
         <w:jc w:val="left"/>
       </w:pPr>
       <w:r>
@@ -365,16 +432,22 @@
     </w:p>
     <w:p>
       <w:pPr>
+        <w:spacing w:line="259" w:lineRule="auto" w:after="60"/>
         <w:jc w:val="left"/>
       </w:pPr>
       <w:r>
         <w:t>Verhandlungsargument geeignet.</w:t>
       </w:r>
     </w:p>
-    <w:p/>
+    <w:p>
+      <w:pPr>
+        <w:spacing w:line="259" w:lineRule="auto" w:after="60"/>
+      </w:pPr>
+    </w:p>
     <w:p>
       <w:pPr>
         <w:pStyle w:val="Heading2"/>
+        <w:spacing w:line="259" w:lineRule="auto" w:after="60"/>
       </w:pPr>
       <w:r>
         <w:rPr>
@@ -386,6 +459,7 @@
     <w:p>
       <w:pPr>
         <w:pStyle w:val="Heading3"/>
+        <w:spacing w:line="259" w:lineRule="auto" w:after="60"/>
       </w:pPr>
       <w:r>
         <w:rPr>
@@ -397,6 +471,7 @@
     <w:p>
       <w:pPr>
         <w:pStyle w:val="ListBullet"/>
+        <w:spacing w:line="259" w:lineRule="auto" w:after="60"/>
       </w:pPr>
       <w:r>
         <w:rPr>
@@ -410,6 +485,7 @@
     </w:p>
     <w:p>
       <w:pPr>
+        <w:spacing w:line="259" w:lineRule="auto" w:after="60"/>
         <w:jc w:val="left"/>
       </w:pPr>
       <w:r>
@@ -419,6 +495,7 @@
     <w:p>
       <w:pPr>
         <w:pStyle w:val="ListBullet"/>
+        <w:spacing w:line="259" w:lineRule="auto" w:after="60"/>
       </w:pPr>
       <w:r>
         <w:rPr>
@@ -433,6 +510,7 @@
     <w:p>
       <w:pPr>
         <w:pStyle w:val="ListBullet"/>
+        <w:spacing w:line="259" w:lineRule="auto" w:after="60"/>
       </w:pPr>
       <w:r>
         <w:rPr>
@@ -447,6 +525,7 @@
     <w:p>
       <w:pPr>
         <w:pStyle w:val="Heading3"/>
+        <w:spacing w:line="259" w:lineRule="auto" w:after="60"/>
       </w:pPr>
       <w:r>
         <w:rPr>
@@ -458,6 +537,7 @@
     <w:p>
       <w:pPr>
         <w:pStyle w:val="ListNumber"/>
+        <w:spacing w:line="259" w:lineRule="auto" w:after="60"/>
       </w:pPr>
       <w:r>
         <w:rPr>
@@ -471,6 +551,7 @@
     </w:p>
     <w:p>
       <w:pPr>
+        <w:spacing w:line="259" w:lineRule="auto" w:after="60"/>
         <w:jc w:val="left"/>
       </w:pPr>
       <w:r>
@@ -480,6 +561,7 @@
     <w:p>
       <w:pPr>
         <w:pStyle w:val="ListNumber"/>
+        <w:spacing w:line="259" w:lineRule="auto" w:after="60"/>
       </w:pPr>
       <w:r>
         <w:rPr>
@@ -493,6 +575,7 @@
     </w:p>
     <w:p>
       <w:pPr>
+        <w:spacing w:line="259" w:lineRule="auto" w:after="60"/>
         <w:jc w:val="left"/>
       </w:pPr>
       <w:r>
@@ -502,6 +585,7 @@
     <w:p>
       <w:pPr>
         <w:pStyle w:val="ListNumber"/>
+        <w:spacing w:line="259" w:lineRule="auto" w:after="60"/>
       </w:pPr>
       <w:r>
         <w:rPr>
@@ -515,6 +599,7 @@
     </w:p>
     <w:p>
       <w:pPr>
+        <w:spacing w:line="259" w:lineRule="auto" w:after="60"/>
         <w:jc w:val="left"/>
       </w:pPr>
       <w:r>
@@ -524,6 +609,7 @@
     <w:p>
       <w:pPr>
         <w:pStyle w:val="ListNumber"/>
+        <w:spacing w:line="259" w:lineRule="auto" w:after="60"/>
       </w:pPr>
       <w:r>
         <w:rPr>
@@ -537,6 +623,7 @@
     </w:p>
     <w:p>
       <w:pPr>
+        <w:spacing w:line="259" w:lineRule="auto" w:after="60"/>
         <w:jc w:val="left"/>
       </w:pPr>
       <w:r>
@@ -546,6 +633,7 @@
     <w:p>
       <w:pPr>
         <w:pStyle w:val="Heading3"/>
+        <w:spacing w:line="259" w:lineRule="auto" w:after="60"/>
       </w:pPr>
       <w:r>
         <w:rPr>
@@ -556,6 +644,7 @@
     </w:p>
     <w:p>
       <w:pPr>
+        <w:spacing w:line="259" w:lineRule="auto" w:after="60"/>
         <w:jc w:val="left"/>
       </w:pPr>
       <w:r>
@@ -568,6 +657,7 @@
     <w:p>
       <w:pPr>
         <w:pStyle w:val="ListBullet"/>
+        <w:spacing w:line="259" w:lineRule="auto" w:after="60"/>
       </w:pPr>
       <w:r>
         <w:t>Pönale-Reduzierung auf 250.000 EUR (aus Kulanz, ohne Anerkennung der Verpflichtung dem Grunde nach)</w:t>
@@ -576,6 +666,7 @@
     <w:p>
       <w:pPr>
         <w:pStyle w:val="ListBullet"/>
+        <w:spacing w:line="259" w:lineRule="auto" w:after="60"/>
       </w:pPr>
       <w:r>
         <w:t>Zahlung: 50.000 EUR sofort (aus Factoring), 200.000 EUR im Rahmen des Sanierungsplans (2027–2028)</w:t>
@@ -584,6 +675,7 @@
     <w:p>
       <w:pPr>
         <w:pStyle w:val="ListBullet"/>
+        <w:spacing w:line="259" w:lineRule="auto" w:after="60"/>
       </w:pPr>
       <w:r>
         <w:t>Gegenzug: Großbach sagt Investition in neue Bearbeitungsmaschinen zu; Liefertreue-Quote</w:t>
@@ -591,16 +683,22 @@
     </w:p>
     <w:p>
       <w:pPr>
+        <w:spacing w:line="259" w:lineRule="auto" w:after="60"/>
         <w:jc w:val="left"/>
       </w:pPr>
       <w:r>
         <w:t>wird vertraglich auf 97 % angehoben</w:t>
       </w:r>
     </w:p>
-    <w:p/>
+    <w:p>
+      <w:pPr>
+        <w:spacing w:line="259" w:lineRule="auto" w:after="60"/>
+      </w:pPr>
+    </w:p>
     <w:p>
       <w:pPr>
         <w:pStyle w:val="Heading2"/>
+        <w:spacing w:line="259" w:lineRule="auto" w:after="60"/>
       </w:pPr>
       <w:r>
         <w:rPr>
@@ -844,9 +942,14 @@
         </w:tc>
       </w:tr>
     </w:tbl>
-    <w:p/>
     <w:p>
       <w:pPr>
+        <w:spacing w:line="259" w:lineRule="auto" w:after="60"/>
+      </w:pPr>
+    </w:p>
+    <w:p>
+      <w:pPr>
+        <w:spacing w:line="259" w:lineRule="auto" w:after="60"/>
         <w:jc w:val="left"/>
       </w:pPr>
       <w:r>
@@ -858,6 +961,7 @@
     </w:p>
     <w:p>
       <w:pPr>
+        <w:spacing w:line="259" w:lineRule="auto" w:after="60"/>
         <w:jc w:val="left"/>
       </w:pPr>
       <w:r>
@@ -868,13 +972,58 @@
       </w:r>
     </w:p>
     <w:sectPr>
+      <w:headerReference w:type="default" r:id="rId9"/>
+      <w:footerReference w:type="default" r:id="rId10"/>
       <w:pgSz w:w="11906" w:h="16838"/>
-      <w:pgMar w:top="1417" w:right="1417" w:bottom="1417" w:left="1417" w:header="720" w:footer="720" w:gutter="0"/>
+      <w:pgMar w:top="1191" w:right="1247" w:bottom="1134" w:left="1361" w:header="720" w:footer="720" w:gutter="0"/>
       <w:cols w:space="720"/>
       <w:docGrid w:linePitch="360"/>
     </w:sectPr>
   </w:body>
 </w:document>
+</file>
+
+<file path=word/footer1.xml><?xml version="1.0" encoding="utf-8"?>
+<w:ftr xmlns:m="http://schemas.openxmlformats.org/officeDocument/2006/math" xmlns:mc="http://schemas.openxmlformats.org/markup-compatibility/2006" xmlns:mo="http://schemas.microsoft.com/office/mac/office/2008/main" xmlns:mv="urn:schemas-microsoft-com:mac:vml" xmlns:o="urn:schemas-microsoft-com:office:office" xmlns:r="http://schemas.openxmlformats.org/officeDocument/2006/relationships" xmlns:v="urn:schemas-microsoft-com:vml" xmlns:w10="urn:schemas-microsoft-com:office:word" xmlns:w14="http://schemas.microsoft.com/office/word/2010/wordml" xmlns:w="http://schemas.openxmlformats.org/wordprocessingml/2006/main" xmlns:wne="http://schemas.microsoft.com/office/word/2006/wordml" xmlns:wp14="http://schemas.microsoft.com/office/word/2010/wordprocessingDrawing" xmlns:wp="http://schemas.openxmlformats.org/drawingml/2006/wordprocessingDrawing" xmlns:wpc="http://schemas.microsoft.com/office/word/2010/wordprocessingCanvas" xmlns:wpg="http://schemas.microsoft.com/office/word/2010/wordprocessingGroup" xmlns:wpi="http://schemas.microsoft.com/office/word/2010/wordprocessingInk" xmlns:wps="http://schemas.microsoft.com/office/word/2010/wordprocessingShape" mc:Ignorable="w14 wp14">
+  <w:p>
+    <w:pPr>
+      <w:pStyle w:val="Footer"/>
+      <w:jc w:val="left"/>
+    </w:pPr>
+    <w:r/>
+    <w:r>
+      <w:rPr>
+        <w:rFonts w:ascii="Times New Roman" w:hAnsi="Times New Roman"/>
+        <w:b w:val="0"/>
+        <w:color w:val="777777"/>
+        <w:sz w:val="17"/>
+      </w:rPr>
+      <w:t>Vertraulich | Bearbeitungsstand Juli 2026 | nur zur Aktenbearbeitung</w:t>
+    </w:r>
+  </w:p>
+</w:ftr>
+</file>
+
+<file path=word/header1.xml><?xml version="1.0" encoding="utf-8"?>
+<w:hdr xmlns:m="http://schemas.openxmlformats.org/officeDocument/2006/math" xmlns:mc="http://schemas.openxmlformats.org/markup-compatibility/2006" xmlns:mo="http://schemas.microsoft.com/office/mac/office/2008/main" xmlns:mv="urn:schemas-microsoft-com:mac:vml" xmlns:o="urn:schemas-microsoft-com:office:office" xmlns:r="http://schemas.openxmlformats.org/officeDocument/2006/relationships" xmlns:v="urn:schemas-microsoft-com:vml" xmlns:w10="urn:schemas-microsoft-com:office:word" xmlns:w14="http://schemas.microsoft.com/office/word/2010/wordml" xmlns:w="http://schemas.openxmlformats.org/wordprocessingml/2006/main" xmlns:wne="http://schemas.microsoft.com/office/word/2006/wordml" xmlns:wp14="http://schemas.microsoft.com/office/word/2010/wordprocessingDrawing" xmlns:wp="http://schemas.openxmlformats.org/drawingml/2006/wordprocessingDrawing" xmlns:wpc="http://schemas.microsoft.com/office/word/2010/wordprocessingCanvas" xmlns:wpg="http://schemas.microsoft.com/office/word/2010/wordprocessingGroup" xmlns:wpi="http://schemas.microsoft.com/office/word/2010/wordprocessingInk" xmlns:wps="http://schemas.microsoft.com/office/word/2010/wordprocessingShape" mc:Ignorable="w14 wp14">
+  <w:p>
+    <w:pPr>
+      <w:pStyle w:val="Header"/>
+      <w:jc w:val="left"/>
+    </w:pPr>
+    <w:r/>
+    <w:r>
+      <w:rPr>
+        <w:rFonts w:ascii="Times New Roman" w:hAnsi="Times New Roman"/>
+        <w:b w:val="0"/>
+        <w:i w:val="0"/>
+        <w:color w:val="666666"/>
+        <w:sz w:val="17"/>
+      </w:rPr>
+      <w:t>Lindenhof und Partner mbB | Insolvenz- und Restrukturierungsakte | Bearbeitungsstand Juli 2026</w:t>
+    </w:r>
+  </w:p>
+</w:hdr>
 </file>
 
 <file path=word/numbering.xml><?xml version="1.0" encoding="utf-8"?>
@@ -1591,11 +1740,12 @@
       <w:contextualSpacing/>
     </w:pPr>
     <w:rPr>
-      <w:rFonts w:asciiTheme="majorHAnsi" w:eastAsiaTheme="majorEastAsia" w:hAnsiTheme="majorHAnsi" w:cstheme="majorBidi"/>
+      <w:rFonts w:asciiTheme="majorHAnsi" w:eastAsiaTheme="majorEastAsia" w:hAnsiTheme="majorHAnsi" w:cstheme="majorBidi" w:ascii="Times New Roman" w:hAnsi="Times New Roman"/>
+      <w:b/>
       <w:color w:val="17365D" w:themeColor="text2" w:themeShade="BF"/>
       <w:spacing w:val="5"/>
       <w:kern w:val="28"/>
-      <w:sz w:val="52"/>
+      <w:sz w:val="30"/>
       <w:szCs w:val="52"/>
     </w:rPr>
   </w:style>
